--- a/RVfpga/RVfpgaEL2/RVfpga_NexysVideo-NoDDR/Labs/Lab03/RVfpga_Lab03_VeeR-EL2_NexysVideo-NoDDR.docx
+++ b/RVfpga/RVfpgaEL2/RVfpga_NexysVideo-NoDDR/Labs/Lab03/RVfpga_Lab03_VeeR-EL2_NexysVideo-NoDDR.docx
@@ -940,7 +940,7 @@
           <w:color w:val="000000" w:themeColor="text1"/>
           <w:szCs w:val="22"/>
         </w:rPr>
-        <w:t xml:space="preserve"> onto the </w:t>
+        <w:t xml:space="preserve"> Video</w:t>
       </w:r>
       <w:r>
         <w:rPr>
@@ -950,7 +950,7 @@
           <w:color w:val="000000" w:themeColor="text1"/>
           <w:szCs w:val="22"/>
         </w:rPr>
-        <w:t>Nexys Video</w:t>
+        <w:t xml:space="preserve"> onto the </w:t>
       </w:r>
       <w:r>
         <w:rPr>
@@ -960,7 +960,7 @@
           <w:color w:val="000000" w:themeColor="text1"/>
           <w:szCs w:val="22"/>
         </w:rPr>
-        <w:t xml:space="preserve"> Board and compile, download, and run a C program </w:t>
+        <w:t>Nexys Video</w:t>
       </w:r>
       <w:r>
         <w:rPr>
@@ -970,7 +970,7 @@
           <w:color w:val="000000" w:themeColor="text1"/>
           <w:szCs w:val="22"/>
         </w:rPr>
-        <w:t>o</w:t>
+        <w:t xml:space="preserve"> Video</w:t>
       </w:r>
       <w:r>
         <w:rPr>
@@ -980,7 +980,7 @@
           <w:color w:val="000000" w:themeColor="text1"/>
           <w:szCs w:val="22"/>
         </w:rPr>
-        <w:t xml:space="preserve">n </w:t>
+        <w:t xml:space="preserve"> Board and compile, download, and run a C program </w:t>
       </w:r>
       <w:r>
         <w:rPr>
@@ -990,7 +990,7 @@
           <w:color w:val="000000" w:themeColor="text1"/>
           <w:szCs w:val="22"/>
         </w:rPr>
-        <w:t>RVfpgaEL2-</w:t>
+        <w:t>o</w:t>
       </w:r>
       <w:r>
         <w:rPr>
@@ -1000,7 +1000,37 @@
           <w:color w:val="000000" w:themeColor="text1"/>
           <w:szCs w:val="22"/>
         </w:rPr>
+        <w:t xml:space="preserve">n </w:t>
+      </w:r>
+      <w:r>
+        <w:rPr>
+          <w:rFonts w:eastAsia="Arial" w:cs="Arial"/>
+          <w:b w:val="0"/>
+          <w:iCs w:val="0"/>
+          <w:color w:val="000000" w:themeColor="text1"/>
+          <w:szCs w:val="22"/>
+        </w:rPr>
+        <w:t>RVfpgaEL2-</w:t>
+      </w:r>
+      <w:r>
+        <w:rPr>
+          <w:rFonts w:eastAsia="Arial" w:cs="Arial"/>
+          <w:b w:val="0"/>
+          <w:iCs w:val="0"/>
+          <w:color w:val="000000" w:themeColor="text1"/>
+          <w:szCs w:val="22"/>
+        </w:rPr>
         <w:t>Nexys Video</w:t>
+      </w:r>
+      <w:r>
+        <w:rPr>
+          <w:rFonts w:eastAsia="Arial" w:cs="Arial"/>
+          <w:b w:val="0"/>
+          <w:iCs w:val="0"/>
+          <w:color w:val="000000" w:themeColor="text1"/>
+          <w:szCs w:val="22"/>
+        </w:rPr>
+        <w:t xml:space="preserve"> Video</w:t>
       </w:r>
       <w:r>
         <w:rPr>
@@ -1177,7 +1207,7 @@
           <w:iCs/>
           <w:color w:val="000000" w:themeColor="text1"/>
         </w:rPr>
-        <w:t>[RVfpgaEL2NexysVideoNoDDRPath]</w:t>
+        <w:t>[RVfpgaEL2</w:t>
       </w:r>
       <w:r>
         <w:rPr>
@@ -1186,6 +1216,24 @@
           <w:iCs/>
           <w:color w:val="000000" w:themeColor="text1"/>
         </w:rPr>
+        <w:t>Nexys Video</w:t>
+      </w:r>
+      <w:r>
+        <w:rPr>
+          <w:rFonts w:eastAsia="Arial" w:cs="Arial"/>
+          <w:i/>
+          <w:iCs/>
+          <w:color w:val="000000" w:themeColor="text1"/>
+        </w:rPr>
+        <w:t>VideoNoDDRPath]</w:t>
+      </w:r>
+      <w:r>
+        <w:rPr>
+          <w:rFonts w:eastAsia="Arial" w:cs="Arial"/>
+          <w:i/>
+          <w:iCs/>
+          <w:color w:val="000000" w:themeColor="text1"/>
+        </w:rPr>
         <w:t>/Labs</w:t>
       </w:r>
       <w:r>
@@ -1304,7 +1352,7 @@
           <w:iCs/>
           <w:color w:val="000000" w:themeColor="text1"/>
         </w:rPr>
-        <w:t>[RVfpgaEL2NexysVideoNoDDRPath]</w:t>
+        <w:t>[RVfpgaEL2</w:t>
       </w:r>
       <w:r>
         <w:rPr>
@@ -1313,6 +1361,24 @@
           <w:iCs/>
           <w:color w:val="000000" w:themeColor="text1"/>
         </w:rPr>
+        <w:t>Nexys Video</w:t>
+      </w:r>
+      <w:r>
+        <w:rPr>
+          <w:rFonts w:eastAsia="Arial" w:cs="Arial"/>
+          <w:i/>
+          <w:iCs/>
+          <w:color w:val="000000" w:themeColor="text1"/>
+        </w:rPr>
+        <w:t>VideoNoDDRPath]</w:t>
+      </w:r>
+      <w:r>
+        <w:rPr>
+          <w:rFonts w:eastAsia="Arial" w:cs="Arial"/>
+          <w:i/>
+          <w:iCs/>
+          <w:color w:val="000000" w:themeColor="text1"/>
+        </w:rPr>
         <w:t>/Labs</w:t>
       </w:r>
       <w:r>
@@ -1431,7 +1497,7 @@
           <w:color w:val="000000" w:themeColor="text1"/>
           <w:szCs w:val="22"/>
         </w:rPr>
-        <w:t>[RVfpgaEL2NexysVideoNoDDRPath]</w:t>
+        <w:t>[RVfpgaEL2</w:t>
       </w:r>
       <w:r>
         <w:rPr>
@@ -1441,6 +1507,26 @@
           <w:color w:val="000000" w:themeColor="text1"/>
           <w:szCs w:val="22"/>
         </w:rPr>
+        <w:t>Nexys Video</w:t>
+      </w:r>
+      <w:r>
+        <w:rPr>
+          <w:rFonts w:eastAsia="Arial" w:cs="Arial"/>
+          <w:b w:val="0"/>
+          <w:i/>
+          <w:color w:val="000000" w:themeColor="text1"/>
+          <w:szCs w:val="22"/>
+        </w:rPr>
+        <w:t>VideoNoDDRPath]</w:t>
+      </w:r>
+      <w:r>
+        <w:rPr>
+          <w:rFonts w:eastAsia="Arial" w:cs="Arial"/>
+          <w:b w:val="0"/>
+          <w:i/>
+          <w:color w:val="000000" w:themeColor="text1"/>
+          <w:szCs w:val="22"/>
+        </w:rPr>
         <w:t>/Labs</w:t>
       </w:r>
       <w:r>
@@ -2629,7 +2715,25 @@
           <w:i/>
           <w:szCs w:val="22"/>
         </w:rPr>
-        <w:t>[RVfpgaEL2NexysVideoNoDDRPath]</w:t>
+        <w:t>[RVfpgaEL2</w:t>
+      </w:r>
+      <w:r>
+        <w:rPr>
+          <w:rFonts w:ascii="Courier New" w:hAnsi="Courier New" w:cs="Courier New"/>
+          <w:b w:val="0"/>
+          <w:i/>
+          <w:szCs w:val="22"/>
+        </w:rPr>
+        <w:t>Nexys Video</w:t>
+      </w:r>
+      <w:r>
+        <w:rPr>
+          <w:rFonts w:ascii="Courier New" w:hAnsi="Courier New" w:cs="Courier New"/>
+          <w:b w:val="0"/>
+          <w:i/>
+          <w:szCs w:val="22"/>
+        </w:rPr>
+        <w:t>VideoNoDDRPath]</w:t>
       </w:r>
       <w:r>
         <w:rPr>
@@ -2762,7 +2866,7 @@
           <w:color w:val="000000" w:themeColor="text1"/>
           <w:szCs w:val="22"/>
         </w:rPr>
-        <w:t xml:space="preserve"> onto the </w:t>
+        <w:t xml:space="preserve"> Video</w:t>
       </w:r>
       <w:r>
         <w:rPr>
@@ -2772,7 +2876,7 @@
           <w:color w:val="000000" w:themeColor="text1"/>
           <w:szCs w:val="22"/>
         </w:rPr>
-        <w:t>Nexys Video</w:t>
+        <w:t xml:space="preserve"> onto the </w:t>
       </w:r>
       <w:r>
         <w:rPr>
@@ -2782,7 +2886,7 @@
           <w:color w:val="000000" w:themeColor="text1"/>
           <w:szCs w:val="22"/>
         </w:rPr>
-        <w:t xml:space="preserve"> Board and compile, download, and run a C program </w:t>
+        <w:t>Nexys Video</w:t>
       </w:r>
       <w:r>
         <w:rPr>
@@ -2792,7 +2896,7 @@
           <w:color w:val="000000" w:themeColor="text1"/>
           <w:szCs w:val="22"/>
         </w:rPr>
-        <w:t>o</w:t>
+        <w:t xml:space="preserve"> Video</w:t>
       </w:r>
       <w:r>
         <w:rPr>
@@ -2802,7 +2906,7 @@
           <w:color w:val="000000" w:themeColor="text1"/>
           <w:szCs w:val="22"/>
         </w:rPr>
-        <w:t xml:space="preserve">n </w:t>
+        <w:t xml:space="preserve"> Board and compile, download, and run a C program </w:t>
       </w:r>
       <w:r>
         <w:rPr>
@@ -2812,7 +2916,7 @@
           <w:color w:val="000000" w:themeColor="text1"/>
           <w:szCs w:val="22"/>
         </w:rPr>
-        <w:t>RVfpgaEL2-</w:t>
+        <w:t>o</w:t>
       </w:r>
       <w:r>
         <w:rPr>
@@ -2822,22 +2926,9 @@
           <w:color w:val="000000" w:themeColor="text1"/>
           <w:szCs w:val="22"/>
         </w:rPr>
-        <w:t>Nexys Video</w:t>
-      </w:r>
-    </w:p>
-    <w:p>
-      <w:pPr>
-        <w:rPr>
-          <w:rFonts w:eastAsia="Arial" w:cs="Arial"/>
-          <w:b/>
-          <w:bCs/>
-          <w:color w:val="000000" w:themeColor="text1"/>
-        </w:rPr>
-      </w:pPr>
-    </w:p>
-    <w:p>
-      <w:pPr>
-        <w:pStyle w:val="a6"/>
+        <w:t xml:space="preserve">n </w:t>
+      </w:r>
+      <w:r>
         <w:rPr>
           <w:rFonts w:eastAsia="Arial" w:cs="Arial"/>
           <w:bCs/>
@@ -2845,38 +2936,50 @@
           <w:color w:val="000000" w:themeColor="text1"/>
           <w:szCs w:val="22"/>
         </w:rPr>
-      </w:pPr>
-      <w:r>
-        <w:rPr>
-          <w:rFonts w:eastAsia="Arial" w:cs="Arial"/>
-          <w:b w:val="0"/>
+        <w:t>RVfpgaEL2-</w:t>
+      </w:r>
+      <w:r>
+        <w:rPr>
+          <w:rFonts w:eastAsia="Arial" w:cs="Arial"/>
+          <w:bCs/>
           <w:iCs w:val="0"/>
           <w:color w:val="000000" w:themeColor="text1"/>
           <w:szCs w:val="22"/>
         </w:rPr>
-        <w:lastRenderedPageBreak/>
-        <w:t xml:space="preserve">You will now run the example program </w:t>
-      </w:r>
-      <w:r>
-        <w:rPr>
-          <w:rFonts w:eastAsia="Arial" w:cs="Arial"/>
-          <w:b w:val="0"/>
+        <w:t>Nexys Video</w:t>
+      </w:r>
+      <w:r>
+        <w:rPr>
+          <w:rFonts w:eastAsia="Arial" w:cs="Arial"/>
+          <w:bCs/>
           <w:iCs w:val="0"/>
           <w:color w:val="000000" w:themeColor="text1"/>
           <w:szCs w:val="22"/>
         </w:rPr>
-        <w:t>o</w:t>
-      </w:r>
-      <w:r>
-        <w:rPr>
-          <w:rFonts w:eastAsia="Arial" w:cs="Arial"/>
-          <w:b w:val="0"/>
+        <w:t xml:space="preserve"> Video</w:t>
+      </w:r>
+    </w:p>
+    <w:p>
+      <w:pPr>
+        <w:rPr>
+          <w:rFonts w:eastAsia="Arial" w:cs="Arial"/>
+          <w:b/>
+          <w:bCs/>
+          <w:color w:val="000000" w:themeColor="text1"/>
+        </w:rPr>
+      </w:pPr>
+    </w:p>
+    <w:p>
+      <w:pPr>
+        <w:pStyle w:val="a6"/>
+        <w:rPr>
+          <w:rFonts w:eastAsia="Arial" w:cs="Arial"/>
+          <w:bCs/>
           <w:iCs w:val="0"/>
           <w:color w:val="000000" w:themeColor="text1"/>
           <w:szCs w:val="22"/>
         </w:rPr>
-        <w:t xml:space="preserve">n </w:t>
-      </w:r>
+      </w:pPr>
       <w:r>
         <w:rPr>
           <w:rFonts w:eastAsia="Arial" w:cs="Arial"/>
@@ -2885,7 +2988,8 @@
           <w:color w:val="000000" w:themeColor="text1"/>
           <w:szCs w:val="22"/>
         </w:rPr>
-        <w:t>RVfpgaEL2-</w:t>
+        <w:lastRenderedPageBreak/>
+        <w:t xml:space="preserve">You will now run the example program </w:t>
       </w:r>
       <w:r>
         <w:rPr>
@@ -2895,7 +2999,47 @@
           <w:color w:val="000000" w:themeColor="text1"/>
           <w:szCs w:val="22"/>
         </w:rPr>
+        <w:t>o</w:t>
+      </w:r>
+      <w:r>
+        <w:rPr>
+          <w:rFonts w:eastAsia="Arial" w:cs="Arial"/>
+          <w:b w:val="0"/>
+          <w:iCs w:val="0"/>
+          <w:color w:val="000000" w:themeColor="text1"/>
+          <w:szCs w:val="22"/>
+        </w:rPr>
+        <w:t xml:space="preserve">n </w:t>
+      </w:r>
+      <w:r>
+        <w:rPr>
+          <w:rFonts w:eastAsia="Arial" w:cs="Arial"/>
+          <w:b w:val="0"/>
+          <w:iCs w:val="0"/>
+          <w:color w:val="000000" w:themeColor="text1"/>
+          <w:szCs w:val="22"/>
+        </w:rPr>
+        <w:t>RVfpgaEL2-</w:t>
+      </w:r>
+      <w:r>
+        <w:rPr>
+          <w:rFonts w:eastAsia="Arial" w:cs="Arial"/>
+          <w:b w:val="0"/>
+          <w:iCs w:val="0"/>
+          <w:color w:val="000000" w:themeColor="text1"/>
+          <w:szCs w:val="22"/>
+        </w:rPr>
         <w:t>Nexys Video</w:t>
+      </w:r>
+      <w:r>
+        <w:rPr>
+          <w:rFonts w:eastAsia="Arial" w:cs="Arial"/>
+          <w:b w:val="0"/>
+          <w:iCs w:val="0"/>
+          <w:color w:val="000000" w:themeColor="text1"/>
+          <w:szCs w:val="22"/>
+        </w:rPr>
+        <w:t xml:space="preserve"> Video</w:t>
       </w:r>
       <w:r>
         <w:rPr>
@@ -3366,6 +3510,12 @@
         <w:rPr>
           <w:b w:val="0"/>
         </w:rPr>
+        <w:t xml:space="preserve"> Video</w:t>
+      </w:r>
+      <w:r>
+        <w:rPr>
+          <w:b w:val="0"/>
+        </w:rPr>
         <w:t xml:space="preserve"> FPGA board</w:t>
       </w:r>
       <w:r>
@@ -4258,7 +4408,7 @@
           <w:i/>
           <w:iCs/>
         </w:rPr>
-        <w:t>[RVfpgaEL2NexysVideoNoDDRPath]</w:t>
+        <w:t>[RVfpgaEL2</w:t>
       </w:r>
       <w:r>
         <w:rPr>
@@ -4266,7 +4416,7 @@
           <w:i/>
           <w:iCs/>
         </w:rPr>
-        <w:t>/Labs/</w:t>
+        <w:t>Nexys Video</w:t>
       </w:r>
       <w:r>
         <w:rPr>
@@ -4274,7 +4424,7 @@
           <w:i/>
           <w:iCs/>
         </w:rPr>
-        <w:t>Lab03</w:t>
+        <w:t>VideoNoDDRPath]</w:t>
       </w:r>
       <w:r>
         <w:rPr>
@@ -4282,6 +4432,22 @@
           <w:i/>
           <w:iCs/>
         </w:rPr>
+        <w:t>/Labs/</w:t>
+      </w:r>
+      <w:r>
+        <w:rPr>
+          <w:rFonts w:ascii="Courier New" w:hAnsi="Courier New" w:cs="Courier New"/>
+          <w:i/>
+          <w:iCs/>
+        </w:rPr>
+        <w:t>Lab03</w:t>
+      </w:r>
+      <w:r>
+        <w:rPr>
+          <w:rFonts w:ascii="Courier New" w:hAnsi="Courier New" w:cs="Courier New"/>
+          <w:i/>
+          <w:iCs/>
+        </w:rPr>
         <w:t>/RandomNumberLEDs.c</w:t>
       </w:r>
     </w:p>
@@ -4369,7 +4535,7 @@
           <w:sz w:val="20"/>
           <w:szCs w:val="20"/>
         </w:rPr>
-        <w:t>[RVfpgaEL2NexysVideoNoDDRPath]</w:t>
+        <w:t>[RVfpgaEL2</w:t>
       </w:r>
       <w:r>
         <w:rPr>
@@ -4377,31 +4543,7 @@
           <w:sz w:val="20"/>
           <w:szCs w:val="20"/>
         </w:rPr>
-        <w:t>/common/drivers/psp</w:t>
-      </w:r>
-      <w:r>
-        <w:rPr>
-          <w:rFonts w:eastAsia="Arial" w:cs="Arial"/>
-        </w:rPr>
-        <w:t xml:space="preserve">) and for the </w:t>
-      </w:r>
-      <w:r>
-        <w:rPr>
-          <w:rFonts w:eastAsia="Arial" w:cs="Arial"/>
-        </w:rPr>
         <w:t>Nexys Video</w:t>
-      </w:r>
-      <w:r>
-        <w:rPr>
-          <w:rFonts w:eastAsia="Arial" w:cs="Arial"/>
-        </w:rPr>
-        <w:t xml:space="preserve"> board (BSP</w:t>
-      </w:r>
-      <w:r>
-        <w:rPr>
-          <w:rFonts w:eastAsia="Arial" w:cs="Arial"/>
-        </w:rPr>
-        <w:t xml:space="preserve">, which you can find at </w:t>
       </w:r>
       <w:r>
         <w:rPr>
@@ -4409,7 +4551,69 @@
           <w:sz w:val="20"/>
           <w:szCs w:val="20"/>
         </w:rPr>
-        <w:t>[RVfpgaEL2NexysVideoNoDDRPath]</w:t>
+        <w:t>VideoNoDDRPath]</w:t>
+      </w:r>
+      <w:r>
+        <w:rPr>
+          <w:rFonts w:ascii="Courier New" w:hAnsi="Courier New" w:cs="Courier New"/>
+          <w:sz w:val="20"/>
+          <w:szCs w:val="20"/>
+        </w:rPr>
+        <w:t>/common/drivers/psp</w:t>
+      </w:r>
+      <w:r>
+        <w:rPr>
+          <w:rFonts w:eastAsia="Arial" w:cs="Arial"/>
+        </w:rPr>
+        <w:t xml:space="preserve">) and for the </w:t>
+      </w:r>
+      <w:r>
+        <w:rPr>
+          <w:rFonts w:eastAsia="Arial" w:cs="Arial"/>
+        </w:rPr>
+        <w:t>Nexys Video</w:t>
+      </w:r>
+      <w:r>
+        <w:rPr>
+          <w:rFonts w:eastAsia="Arial" w:cs="Arial"/>
+        </w:rPr>
+        <w:t xml:space="preserve"> Video</w:t>
+      </w:r>
+      <w:r>
+        <w:rPr>
+          <w:rFonts w:eastAsia="Arial" w:cs="Arial"/>
+        </w:rPr>
+        <w:t xml:space="preserve"> board (BSP</w:t>
+      </w:r>
+      <w:r>
+        <w:rPr>
+          <w:rFonts w:eastAsia="Arial" w:cs="Arial"/>
+        </w:rPr>
+        <w:t xml:space="preserve">, which you can find at </w:t>
+      </w:r>
+      <w:r>
+        <w:rPr>
+          <w:rFonts w:ascii="Courier New" w:hAnsi="Courier New" w:cs="Courier New"/>
+          <w:sz w:val="20"/>
+          <w:szCs w:val="20"/>
+        </w:rPr>
+        <w:t>[RVfpgaEL2</w:t>
+      </w:r>
+      <w:r>
+        <w:rPr>
+          <w:rFonts w:ascii="Courier New" w:hAnsi="Courier New" w:cs="Courier New"/>
+          <w:sz w:val="20"/>
+          <w:szCs w:val="20"/>
+        </w:rPr>
+        <w:t>Nexys Video</w:t>
+      </w:r>
+      <w:r>
+        <w:rPr>
+          <w:rFonts w:ascii="Courier New" w:hAnsi="Courier New" w:cs="Courier New"/>
+          <w:sz w:val="20"/>
+          <w:szCs w:val="20"/>
+        </w:rPr>
+        <w:t>VideoNoDDRPath]</w:t>
       </w:r>
       <w:r>
         <w:rPr>
@@ -15086,10 +15290,12 @@
           <w:color w:val="FFFFFF" w:themeColor="background1"/>
         </w:rPr>
         <w:sectPr>
-          <w:headerReference w:type="default" r:id="rId10"/>
-          <w:footerReference w:type="default" r:id="rId11"/>
-          <w:headerReference w:type="first" r:id="rId12"/>
-          <w:footerReference w:type="first" r:id="rId13"/>
+          <w:headerReference w:type="even" r:id="rId10"/>
+          <w:headerReference w:type="default" r:id="rId11"/>
+          <w:footerReference w:type="even" r:id="rId12"/>
+          <w:footerReference w:type="default" r:id="rId13"/>
+          <w:headerReference w:type="first" r:id="rId14"/>
+          <w:footerReference w:type="first" r:id="rId15"/>
           <w:type w:val="continuous"/>
           <w:pgSz w:w="11906" w:h="16838"/>
           <w:pgMar w:top="1800" w:right="1440" w:bottom="1440" w:left="1440" w:header="706" w:footer="389" w:gutter="0"/>
@@ -15678,7 +15884,7 @@
                     </pic:cNvPicPr>
                   </pic:nvPicPr>
                   <pic:blipFill>
-                    <a:blip r:embed="rId14" cstate="print">
+                    <a:blip r:embed="rId16" cstate="print">
                       <a:extLst>
                         <a:ext uri="{28A0092B-C50C-407E-A947-70E740481C1C}">
                           <a14:useLocalDpi xmlns:a14="http://schemas.microsoft.com/office/drawing/2010/main" val="0"/>
@@ -15942,7 +16148,21 @@
           <w:i/>
           <w:iCs/>
         </w:rPr>
-        <w:t>[RVfpgaEL2NexysVideoNoDDRPath]</w:t>
+        <w:t>[RVfpgaEL2</w:t>
+      </w:r>
+      <w:r>
+        <w:rPr>
+          <w:i/>
+          <w:iCs/>
+        </w:rPr>
+        <w:t>Nexys Video</w:t>
+      </w:r>
+      <w:r>
+        <w:rPr>
+          <w:i/>
+          <w:iCs/>
+        </w:rPr>
+        <w:t>VideoNoDDRPath]</w:t>
       </w:r>
       <w:r>
         <w:rPr>
@@ -16270,6 +16490,12 @@
         <w:rPr>
           <w:b w:val="0"/>
         </w:rPr>
+        <w:t xml:space="preserve"> Video</w:t>
+      </w:r>
+      <w:r>
+        <w:rPr>
+          <w:b w:val="0"/>
+        </w:rPr>
         <w:t xml:space="preserve"> board connected to your computer and </w:t>
       </w:r>
       <w:r>
@@ -16300,6 +16526,12 @@
         <w:rPr>
           <w:b w:val="0"/>
         </w:rPr>
+        <w:t xml:space="preserve"> Video</w:t>
+      </w:r>
+      <w:r>
+        <w:rPr>
+          <w:b w:val="0"/>
+        </w:rPr>
         <w:t xml:space="preserve"> onto the board between different programs. However, if you turn off the </w:t>
       </w:r>
       <w:r>
@@ -16312,6 +16544,12 @@
         <w:rPr>
           <w:b w:val="0"/>
         </w:rPr>
+        <w:t xml:space="preserve"> Video</w:t>
+      </w:r>
+      <w:r>
+        <w:rPr>
+          <w:b w:val="0"/>
+        </w:rPr>
         <w:t xml:space="preserve"> board, you will need to reload </w:t>
       </w:r>
       <w:r>
@@ -16325,6 +16563,12 @@
           <w:b w:val="0"/>
         </w:rPr>
         <w:t>Nexys Video</w:t>
+      </w:r>
+      <w:r>
+        <w:rPr>
+          <w:b w:val="0"/>
+        </w:rPr>
+        <w:t xml:space="preserve"> Video</w:t>
       </w:r>
       <w:r>
         <w:rPr>
@@ -20882,6 +21126,16 @@
 </file>
 
 <file path=word/footer1.xml><?xml version="1.0" encoding="utf-8"?>
+<w:ftr xmlns:wpc="http://schemas.microsoft.com/office/word/2010/wordprocessingCanvas" xmlns:cx="http://schemas.microsoft.com/office/drawing/2014/chartex" xmlns:cx1="http://schemas.microsoft.com/office/drawing/2015/9/8/chartex" xmlns:cx2="http://schemas.microsoft.com/office/drawing/2015/10/21/chartex" xmlns:cx3="http://schemas.microsoft.com/office/drawing/2016/5/9/chartex" xmlns:cx4="http://schemas.microsoft.com/office/drawing/2016/5/10/chartex" xmlns:cx5="http://schemas.microsoft.com/office/drawing/2016/5/11/chartex" xmlns:cx6="http://schemas.microsoft.com/office/drawing/2016/5/12/chartex" xmlns:cx7="http://schemas.microsoft.com/office/drawing/2016/5/13/chartex" xmlns:cx8="http://schemas.microsoft.com/office/drawing/2016/5/14/chartex" xmlns:mc="http://schemas.openxmlformats.org/markup-compatibility/2006" xmlns:aink="http://schemas.microsoft.com/office/drawing/2016/ink" xmlns:am3d="http://schemas.microsoft.com/office/drawing/2017/model3d" xmlns:o="urn:schemas-microsoft-com:office:office" xmlns:oel="http://schemas.microsoft.com/office/2019/extlst" xmlns:r="http://schemas.openxmlformats.org/officeDocument/2006/relationships" xmlns:m="http://schemas.openxmlformats.org/officeDocument/2006/math" xmlns:v="urn:schemas-microsoft-com:vml" xmlns:wp14="http://schemas.microsoft.com/office/word/2010/wordprocessingDrawing" xmlns:wp="http://schemas.openxmlformats.org/drawingml/2006/wordprocessingDrawing" xmlns:w10="urn:schemas-microsoft-com:office:word" xmlns:w="http://schemas.openxmlformats.org/wordprocessingml/2006/main" xmlns:w14="http://schemas.microsoft.com/office/word/2010/wordml" xmlns:w15="http://schemas.microsoft.com/office/word/2012/wordml" xmlns:w16cex="http://schemas.microsoft.com/office/word/2018/wordml/cex" xmlns:w16cid="http://schemas.microsoft.com/office/word/2016/wordml/cid" xmlns:w16="http://schemas.microsoft.com/office/word/2018/wordml" xmlns:w16du="http://schemas.microsoft.com/office/word/2023/wordml/word16du" xmlns:w16sdtdh="http://schemas.microsoft.com/office/word/2020/wordml/sdtdatahash" xmlns:w16sdtfl="http://schemas.microsoft.com/office/word/2024/wordml/sdtformatlock" xmlns:w16se="http://schemas.microsoft.com/office/word/2015/wordml/symex" xmlns:wpg="http://schemas.microsoft.com/office/word/2010/wordprocessingGroup" xmlns:wpi="http://schemas.microsoft.com/office/word/2010/wordprocessingInk" xmlns:wne="http://schemas.microsoft.com/office/word/2006/wordml" xmlns:wps="http://schemas.microsoft.com/office/word/2010/wordprocessingShape" mc:Ignorable="w14 w15 w16se w16cid w16 w16cex w16sdtdh w16sdtfl w16du wp14">
+  <w:p>
+    <w:pPr>
+      <w:pStyle w:val="a9"/>
+    </w:pPr>
+  </w:p>
+</w:ftr>
+</file>
+
+<file path=word/footer2.xml><?xml version="1.0" encoding="utf-8"?>
 <w:ftr xmlns:wpc="http://schemas.microsoft.com/office/word/2010/wordprocessingCanvas" xmlns:cx="http://schemas.microsoft.com/office/drawing/2014/chartex" xmlns:cx1="http://schemas.microsoft.com/office/drawing/2015/9/8/chartex" xmlns:cx2="http://schemas.microsoft.com/office/drawing/2015/10/21/chartex" xmlns:cx3="http://schemas.microsoft.com/office/drawing/2016/5/9/chartex" xmlns:cx4="http://schemas.microsoft.com/office/drawing/2016/5/10/chartex" xmlns:cx5="http://schemas.microsoft.com/office/drawing/2016/5/11/chartex" xmlns:cx6="http://schemas.microsoft.com/office/drawing/2016/5/12/chartex" xmlns:cx7="http://schemas.microsoft.com/office/drawing/2016/5/13/chartex" xmlns:cx8="http://schemas.microsoft.com/office/drawing/2016/5/14/chartex" xmlns:mc="http://schemas.openxmlformats.org/markup-compatibility/2006" xmlns:aink="http://schemas.microsoft.com/office/drawing/2016/ink" xmlns:am3d="http://schemas.microsoft.com/office/drawing/2017/model3d" xmlns:o="urn:schemas-microsoft-com:office:office" xmlns:oel="http://schemas.microsoft.com/office/2019/extlst" xmlns:r="http://schemas.openxmlformats.org/officeDocument/2006/relationships" xmlns:m="http://schemas.openxmlformats.org/officeDocument/2006/math" xmlns:v="urn:schemas-microsoft-com:vml" xmlns:wp14="http://schemas.microsoft.com/office/word/2010/wordprocessingDrawing" xmlns:wp="http://schemas.openxmlformats.org/drawingml/2006/wordprocessingDrawing" xmlns:w10="urn:schemas-microsoft-com:office:word" xmlns:w="http://schemas.openxmlformats.org/wordprocessingml/2006/main" xmlns:w14="http://schemas.microsoft.com/office/word/2010/wordml" xmlns:w15="http://schemas.microsoft.com/office/word/2012/wordml" xmlns:w16cex="http://schemas.microsoft.com/office/word/2018/wordml/cex" xmlns:w16cid="http://schemas.microsoft.com/office/word/2016/wordml/cid" xmlns:w16="http://schemas.microsoft.com/office/word/2018/wordml" xmlns:w16du="http://schemas.microsoft.com/office/word/2023/wordml/word16du" xmlns:w16sdtdh="http://schemas.microsoft.com/office/word/2020/wordml/sdtdatahash" xmlns:w16sdtfl="http://schemas.microsoft.com/office/word/2024/wordml/sdtformatlock" xmlns:w16se="http://schemas.microsoft.com/office/word/2015/wordml/symex" xmlns:wpg="http://schemas.microsoft.com/office/word/2010/wordprocessingGroup" xmlns:wpi="http://schemas.microsoft.com/office/word/2010/wordprocessingInk" xmlns:wne="http://schemas.microsoft.com/office/word/2006/wordml" xmlns:wps="http://schemas.microsoft.com/office/word/2010/wordprocessingShape" mc:Ignorable="w14 w15 w16se w16cid w16 w16cex w16sdtdh w16sdtfl w16du wp14">
   <w:p>
     <w:pPr>
@@ -21015,7 +21269,7 @@
 </w:ftr>
 </file>
 
-<file path=word/footer2.xml><?xml version="1.0" encoding="utf-8"?>
+<file path=word/footer3.xml><?xml version="1.0" encoding="utf-8"?>
 <w:ftr xmlns:wpc="http://schemas.microsoft.com/office/word/2010/wordprocessingCanvas" xmlns:cx="http://schemas.microsoft.com/office/drawing/2014/chartex" xmlns:cx1="http://schemas.microsoft.com/office/drawing/2015/9/8/chartex" xmlns:cx2="http://schemas.microsoft.com/office/drawing/2015/10/21/chartex" xmlns:cx3="http://schemas.microsoft.com/office/drawing/2016/5/9/chartex" xmlns:cx4="http://schemas.microsoft.com/office/drawing/2016/5/10/chartex" xmlns:cx5="http://schemas.microsoft.com/office/drawing/2016/5/11/chartex" xmlns:cx6="http://schemas.microsoft.com/office/drawing/2016/5/12/chartex" xmlns:cx7="http://schemas.microsoft.com/office/drawing/2016/5/13/chartex" xmlns:cx8="http://schemas.microsoft.com/office/drawing/2016/5/14/chartex" xmlns:mc="http://schemas.openxmlformats.org/markup-compatibility/2006" xmlns:aink="http://schemas.microsoft.com/office/drawing/2016/ink" xmlns:am3d="http://schemas.microsoft.com/office/drawing/2017/model3d" xmlns:o="urn:schemas-microsoft-com:office:office" xmlns:oel="http://schemas.microsoft.com/office/2019/extlst" xmlns:r="http://schemas.openxmlformats.org/officeDocument/2006/relationships" xmlns:m="http://schemas.openxmlformats.org/officeDocument/2006/math" xmlns:v="urn:schemas-microsoft-com:vml" xmlns:wp14="http://schemas.microsoft.com/office/word/2010/wordprocessingDrawing" xmlns:wp="http://schemas.openxmlformats.org/drawingml/2006/wordprocessingDrawing" xmlns:w10="urn:schemas-microsoft-com:office:word" xmlns:w="http://schemas.openxmlformats.org/wordprocessingml/2006/main" xmlns:w14="http://schemas.microsoft.com/office/word/2010/wordml" xmlns:w15="http://schemas.microsoft.com/office/word/2012/wordml" xmlns:w16cex="http://schemas.microsoft.com/office/word/2018/wordml/cex" xmlns:w16cid="http://schemas.microsoft.com/office/word/2016/wordml/cid" xmlns:w16="http://schemas.microsoft.com/office/word/2018/wordml" xmlns:w16du="http://schemas.microsoft.com/office/word/2023/wordml/word16du" xmlns:w16sdtdh="http://schemas.microsoft.com/office/word/2020/wordml/sdtdatahash" xmlns:w16sdtfl="http://schemas.microsoft.com/office/word/2024/wordml/sdtformatlock" xmlns:w16se="http://schemas.microsoft.com/office/word/2015/wordml/symex" xmlns:wpg="http://schemas.microsoft.com/office/word/2010/wordprocessingGroup" xmlns:wpi="http://schemas.microsoft.com/office/word/2010/wordprocessingInk" xmlns:wne="http://schemas.microsoft.com/office/word/2006/wordml" xmlns:wps="http://schemas.microsoft.com/office/word/2010/wordprocessingShape" mc:Ignorable="w14 w15 w16se w16cid w16 w16cex w16sdtdh w16sdtfl w16du wp14">
   <w:p>
     <w:pPr>
@@ -21119,6 +21373,16 @@
     <w:pPr>
       <w:pStyle w:val="ab"/>
     </w:pPr>
+  </w:p>
+</w:hdr>
+</file>
+
+<file path=word/header2.xml><?xml version="1.0" encoding="utf-8"?>
+<w:hdr xmlns:wpc="http://schemas.microsoft.com/office/word/2010/wordprocessingCanvas" xmlns:cx="http://schemas.microsoft.com/office/drawing/2014/chartex" xmlns:cx1="http://schemas.microsoft.com/office/drawing/2015/9/8/chartex" xmlns:cx2="http://schemas.microsoft.com/office/drawing/2015/10/21/chartex" xmlns:cx3="http://schemas.microsoft.com/office/drawing/2016/5/9/chartex" xmlns:cx4="http://schemas.microsoft.com/office/drawing/2016/5/10/chartex" xmlns:cx5="http://schemas.microsoft.com/office/drawing/2016/5/11/chartex" xmlns:cx6="http://schemas.microsoft.com/office/drawing/2016/5/12/chartex" xmlns:cx7="http://schemas.microsoft.com/office/drawing/2016/5/13/chartex" xmlns:cx8="http://schemas.microsoft.com/office/drawing/2016/5/14/chartex" xmlns:mc="http://schemas.openxmlformats.org/markup-compatibility/2006" xmlns:aink="http://schemas.microsoft.com/office/drawing/2016/ink" xmlns:am3d="http://schemas.microsoft.com/office/drawing/2017/model3d" xmlns:o="urn:schemas-microsoft-com:office:office" xmlns:oel="http://schemas.microsoft.com/office/2019/extlst" xmlns:r="http://schemas.openxmlformats.org/officeDocument/2006/relationships" xmlns:m="http://schemas.openxmlformats.org/officeDocument/2006/math" xmlns:v="urn:schemas-microsoft-com:vml" xmlns:wp14="http://schemas.microsoft.com/office/word/2010/wordprocessingDrawing" xmlns:wp="http://schemas.openxmlformats.org/drawingml/2006/wordprocessingDrawing" xmlns:w10="urn:schemas-microsoft-com:office:word" xmlns:w="http://schemas.openxmlformats.org/wordprocessingml/2006/main" xmlns:w14="http://schemas.microsoft.com/office/word/2010/wordml" xmlns:w15="http://schemas.microsoft.com/office/word/2012/wordml" xmlns:w16cex="http://schemas.microsoft.com/office/word/2018/wordml/cex" xmlns:w16cid="http://schemas.microsoft.com/office/word/2016/wordml/cid" xmlns:w16="http://schemas.microsoft.com/office/word/2018/wordml" xmlns:w16du="http://schemas.microsoft.com/office/word/2023/wordml/word16du" xmlns:w16sdtdh="http://schemas.microsoft.com/office/word/2020/wordml/sdtdatahash" xmlns:w16sdtfl="http://schemas.microsoft.com/office/word/2024/wordml/sdtformatlock" xmlns:w16se="http://schemas.microsoft.com/office/word/2015/wordml/symex" xmlns:wpg="http://schemas.microsoft.com/office/word/2010/wordprocessingGroup" xmlns:wpi="http://schemas.microsoft.com/office/word/2010/wordprocessingInk" xmlns:wne="http://schemas.microsoft.com/office/word/2006/wordml" xmlns:wps="http://schemas.microsoft.com/office/word/2010/wordprocessingShape" mc:Ignorable="w14 w15 w16se w16cid w16 w16cex w16sdtdh w16sdtfl w16du wp14">
+  <w:p>
+    <w:pPr>
+      <w:pStyle w:val="ab"/>
+    </w:pPr>
     <w:r>
       <w:rPr>
         <w:noProof/>
@@ -21174,7 +21438,7 @@
 </w:hdr>
 </file>
 
-<file path=word/header2.xml><?xml version="1.0" encoding="utf-8"?>
+<file path=word/header3.xml><?xml version="1.0" encoding="utf-8"?>
 <w:hdr xmlns:wpc="http://schemas.microsoft.com/office/word/2010/wordprocessingCanvas" xmlns:cx="http://schemas.microsoft.com/office/drawing/2014/chartex" xmlns:cx1="http://schemas.microsoft.com/office/drawing/2015/9/8/chartex" xmlns:cx2="http://schemas.microsoft.com/office/drawing/2015/10/21/chartex" xmlns:cx3="http://schemas.microsoft.com/office/drawing/2016/5/9/chartex" xmlns:cx4="http://schemas.microsoft.com/office/drawing/2016/5/10/chartex" xmlns:cx5="http://schemas.microsoft.com/office/drawing/2016/5/11/chartex" xmlns:cx6="http://schemas.microsoft.com/office/drawing/2016/5/12/chartex" xmlns:cx7="http://schemas.microsoft.com/office/drawing/2016/5/13/chartex" xmlns:cx8="http://schemas.microsoft.com/office/drawing/2016/5/14/chartex" xmlns:mc="http://schemas.openxmlformats.org/markup-compatibility/2006" xmlns:aink="http://schemas.microsoft.com/office/drawing/2016/ink" xmlns:am3d="http://schemas.microsoft.com/office/drawing/2017/model3d" xmlns:o="urn:schemas-microsoft-com:office:office" xmlns:oel="http://schemas.microsoft.com/office/2019/extlst" xmlns:r="http://schemas.openxmlformats.org/officeDocument/2006/relationships" xmlns:m="http://schemas.openxmlformats.org/officeDocument/2006/math" xmlns:v="urn:schemas-microsoft-com:vml" xmlns:wp14="http://schemas.microsoft.com/office/word/2010/wordprocessingDrawing" xmlns:wp="http://schemas.openxmlformats.org/drawingml/2006/wordprocessingDrawing" xmlns:w10="urn:schemas-microsoft-com:office:word" xmlns:w="http://schemas.openxmlformats.org/wordprocessingml/2006/main" xmlns:w14="http://schemas.microsoft.com/office/word/2010/wordml" xmlns:w15="http://schemas.microsoft.com/office/word/2012/wordml" xmlns:w16cex="http://schemas.microsoft.com/office/word/2018/wordml/cex" xmlns:w16cid="http://schemas.microsoft.com/office/word/2016/wordml/cid" xmlns:w16="http://schemas.microsoft.com/office/word/2018/wordml" xmlns:w16du="http://schemas.microsoft.com/office/word/2023/wordml/word16du" xmlns:w16sdtdh="http://schemas.microsoft.com/office/word/2020/wordml/sdtdatahash" xmlns:w16sdtfl="http://schemas.microsoft.com/office/word/2024/wordml/sdtformatlock" xmlns:w16se="http://schemas.microsoft.com/office/word/2015/wordml/symex" xmlns:wpg="http://schemas.microsoft.com/office/word/2010/wordprocessingGroup" xmlns:wpi="http://schemas.microsoft.com/office/word/2010/wordprocessingInk" xmlns:wne="http://schemas.microsoft.com/office/word/2006/wordml" xmlns:wps="http://schemas.microsoft.com/office/word/2010/wordprocessingShape" mc:Ignorable="w14 w15 w16se w16cid w16 w16cex w16sdtdh w16sdtfl w16du wp14">
   <w:tbl>
     <w:tblPr>

--- a/RVfpga/RVfpgaEL2/RVfpga_NexysVideo-NoDDR/Labs/Lab03/RVfpga_Lab03_VeeR-EL2_NexysVideo-NoDDR.docx
+++ b/RVfpga/RVfpgaEL2/RVfpga_NexysVideo-NoDDR/Labs/Lab03/RVfpga_Lab03_VeeR-EL2_NexysVideo-NoDDR.docx
@@ -930,7 +930,7 @@
           <w:color w:val="000000" w:themeColor="text1"/>
           <w:szCs w:val="22"/>
         </w:rPr>
-        <w:t>Nexys Video</w:t>
+        <w:t xml:space="preserve">Nexys </w:t>
       </w:r>
       <w:r>
         <w:rPr>
@@ -940,7 +940,7 @@
           <w:color w:val="000000" w:themeColor="text1"/>
           <w:szCs w:val="22"/>
         </w:rPr>
-        <w:t xml:space="preserve"> Video</w:t>
+        <w:t>Video</w:t>
       </w:r>
       <w:r>
         <w:rPr>
@@ -950,7 +950,7 @@
           <w:color w:val="000000" w:themeColor="text1"/>
           <w:szCs w:val="22"/>
         </w:rPr>
-        <w:t xml:space="preserve"> onto the </w:t>
+        <w:t xml:space="preserve"> </w:t>
       </w:r>
       <w:r>
         <w:rPr>
@@ -960,7 +960,7 @@
           <w:color w:val="000000" w:themeColor="text1"/>
           <w:szCs w:val="22"/>
         </w:rPr>
-        <w:t>Nexys Video</w:t>
+        <w:t>Video</w:t>
       </w:r>
       <w:r>
         <w:rPr>
@@ -970,7 +970,7 @@
           <w:color w:val="000000" w:themeColor="text1"/>
           <w:szCs w:val="22"/>
         </w:rPr>
-        <w:t xml:space="preserve"> Video</w:t>
+        <w:t xml:space="preserve"> onto the </w:t>
       </w:r>
       <w:r>
         <w:rPr>
@@ -980,7 +980,7 @@
           <w:color w:val="000000" w:themeColor="text1"/>
           <w:szCs w:val="22"/>
         </w:rPr>
-        <w:t xml:space="preserve"> Board and compile, download, and run a C program </w:t>
+        <w:t xml:space="preserve">Nexys </w:t>
       </w:r>
       <w:r>
         <w:rPr>
@@ -990,7 +990,7 @@
           <w:color w:val="000000" w:themeColor="text1"/>
           <w:szCs w:val="22"/>
         </w:rPr>
-        <w:t>o</w:t>
+        <w:t>Video</w:t>
       </w:r>
       <w:r>
         <w:rPr>
@@ -1000,7 +1000,7 @@
           <w:color w:val="000000" w:themeColor="text1"/>
           <w:szCs w:val="22"/>
         </w:rPr>
-        <w:t xml:space="preserve">n </w:t>
+        <w:t xml:space="preserve"> </w:t>
       </w:r>
       <w:r>
         <w:rPr>
@@ -1010,7 +1010,7 @@
           <w:color w:val="000000" w:themeColor="text1"/>
           <w:szCs w:val="22"/>
         </w:rPr>
-        <w:t>RVfpgaEL2-</w:t>
+        <w:t>Video</w:t>
       </w:r>
       <w:r>
         <w:rPr>
@@ -1020,7 +1020,7 @@
           <w:color w:val="000000" w:themeColor="text1"/>
           <w:szCs w:val="22"/>
         </w:rPr>
-        <w:t>Nexys Video</w:t>
+        <w:t xml:space="preserve"> Board and compile, download, and run a C program </w:t>
       </w:r>
       <w:r>
         <w:rPr>
@@ -1030,7 +1030,67 @@
           <w:color w:val="000000" w:themeColor="text1"/>
           <w:szCs w:val="22"/>
         </w:rPr>
-        <w:t xml:space="preserve"> Video</w:t>
+        <w:t>o</w:t>
+      </w:r>
+      <w:r>
+        <w:rPr>
+          <w:rFonts w:eastAsia="Arial" w:cs="Arial"/>
+          <w:b w:val="0"/>
+          <w:iCs w:val="0"/>
+          <w:color w:val="000000" w:themeColor="text1"/>
+          <w:szCs w:val="22"/>
+        </w:rPr>
+        <w:t xml:space="preserve">n </w:t>
+      </w:r>
+      <w:r>
+        <w:rPr>
+          <w:rFonts w:eastAsia="Arial" w:cs="Arial"/>
+          <w:b w:val="0"/>
+          <w:iCs w:val="0"/>
+          <w:color w:val="000000" w:themeColor="text1"/>
+          <w:szCs w:val="22"/>
+        </w:rPr>
+        <w:t>RVfpgaEL2-</w:t>
+      </w:r>
+      <w:r>
+        <w:rPr>
+          <w:rFonts w:eastAsia="Arial" w:cs="Arial"/>
+          <w:b w:val="0"/>
+          <w:iCs w:val="0"/>
+          <w:color w:val="000000" w:themeColor="text1"/>
+          <w:szCs w:val="22"/>
+        </w:rPr>
+        <w:t xml:space="preserve">Nexys </w:t>
+      </w:r>
+      <w:r>
+        <w:rPr>
+          <w:rFonts w:eastAsia="Arial" w:cs="Arial"/>
+          <w:b w:val="0"/>
+          <w:iCs w:val="0"/>
+          <w:color w:val="000000" w:themeColor="text1"/>
+          <w:szCs w:val="22"/>
+        </w:rPr>
+        <w:t>Video</w:t>
+      </w:r>
+      <w:r>
+        <w:rPr>
+          <w:rFonts w:eastAsia="Arial" w:cs="Arial"/>
+          <w:b w:val="0"/>
+          <w:iCs w:val="0"/>
+          <w:color w:val="000000" w:themeColor="text1"/>
+          <w:szCs w:val="22"/>
+        </w:rPr>
+        <w:t xml:space="preserve"> </w:t>
+      </w:r>
+      <w:r>
+        <w:rPr>
+          <w:rFonts w:eastAsia="Arial" w:cs="Arial"/>
+          <w:b w:val="0"/>
+          <w:iCs w:val="0"/>
+          <w:color w:val="000000" w:themeColor="text1"/>
+          <w:szCs w:val="22"/>
+        </w:rPr>
+        <w:t>Video</w:t>
       </w:r>
       <w:r>
         <w:rPr>
@@ -1216,7 +1276,7 @@
           <w:iCs/>
           <w:color w:val="000000" w:themeColor="text1"/>
         </w:rPr>
-        <w:t>Nexys Video</w:t>
+        <w:t xml:space="preserve">Nexys </w:t>
       </w:r>
       <w:r>
         <w:rPr>
@@ -1225,7 +1285,7 @@
           <w:iCs/>
           <w:color w:val="000000" w:themeColor="text1"/>
         </w:rPr>
-        <w:t>VideoNoDDRPath]</w:t>
+        <w:t>Video</w:t>
       </w:r>
       <w:r>
         <w:rPr>
@@ -1234,6 +1294,15 @@
           <w:iCs/>
           <w:color w:val="000000" w:themeColor="text1"/>
         </w:rPr>
+        <w:t>NoDDRPath]</w:t>
+      </w:r>
+      <w:r>
+        <w:rPr>
+          <w:rFonts w:eastAsia="Arial" w:cs="Arial"/>
+          <w:i/>
+          <w:iCs/>
+          <w:color w:val="000000" w:themeColor="text1"/>
+        </w:rPr>
         <w:t>/Labs</w:t>
       </w:r>
       <w:r>
@@ -1361,7 +1430,7 @@
           <w:iCs/>
           <w:color w:val="000000" w:themeColor="text1"/>
         </w:rPr>
-        <w:t>Nexys Video</w:t>
+        <w:t xml:space="preserve">Nexys </w:t>
       </w:r>
       <w:r>
         <w:rPr>
@@ -1370,7 +1439,7 @@
           <w:iCs/>
           <w:color w:val="000000" w:themeColor="text1"/>
         </w:rPr>
-        <w:t>VideoNoDDRPath]</w:t>
+        <w:t>Video</w:t>
       </w:r>
       <w:r>
         <w:rPr>
@@ -1379,6 +1448,15 @@
           <w:iCs/>
           <w:color w:val="000000" w:themeColor="text1"/>
         </w:rPr>
+        <w:t>NoDDRPath]</w:t>
+      </w:r>
+      <w:r>
+        <w:rPr>
+          <w:rFonts w:eastAsia="Arial" w:cs="Arial"/>
+          <w:i/>
+          <w:iCs/>
+          <w:color w:val="000000" w:themeColor="text1"/>
+        </w:rPr>
         <w:t>/Labs</w:t>
       </w:r>
       <w:r>
@@ -1507,7 +1585,7 @@
           <w:color w:val="000000" w:themeColor="text1"/>
           <w:szCs w:val="22"/>
         </w:rPr>
-        <w:t>Nexys Video</w:t>
+        <w:t xml:space="preserve">Nexys </w:t>
       </w:r>
       <w:r>
         <w:rPr>
@@ -1517,7 +1595,7 @@
           <w:color w:val="000000" w:themeColor="text1"/>
           <w:szCs w:val="22"/>
         </w:rPr>
-        <w:t>VideoNoDDRPath]</w:t>
+        <w:t>Video</w:t>
       </w:r>
       <w:r>
         <w:rPr>
@@ -1527,6 +1605,16 @@
           <w:color w:val="000000" w:themeColor="text1"/>
           <w:szCs w:val="22"/>
         </w:rPr>
+        <w:t>NoDDRPath]</w:t>
+      </w:r>
+      <w:r>
+        <w:rPr>
+          <w:rFonts w:eastAsia="Arial" w:cs="Arial"/>
+          <w:b w:val="0"/>
+          <w:i/>
+          <w:color w:val="000000" w:themeColor="text1"/>
+          <w:szCs w:val="22"/>
+        </w:rPr>
         <w:t>/Labs</w:t>
       </w:r>
       <w:r>
@@ -1662,7 +1750,6 @@
           <w:sz w:val="20"/>
           <w:szCs w:val="20"/>
         </w:rPr>
-        <w:lastRenderedPageBreak/>
         <w:t>// memory-mapped I/O addresses</w:t>
       </w:r>
     </w:p>
@@ -2724,7 +2811,7 @@
           <w:i/>
           <w:szCs w:val="22"/>
         </w:rPr>
-        <w:t>Nexys Video</w:t>
+        <w:t xml:space="preserve">Nexys </w:t>
       </w:r>
       <w:r>
         <w:rPr>
@@ -2733,7 +2820,16 @@
           <w:i/>
           <w:szCs w:val="22"/>
         </w:rPr>
-        <w:t>VideoNoDDRPath]</w:t>
+        <w:t>Video</w:t>
+      </w:r>
+      <w:r>
+        <w:rPr>
+          <w:rFonts w:ascii="Courier New" w:hAnsi="Courier New" w:cs="Courier New"/>
+          <w:b w:val="0"/>
+          <w:i/>
+          <w:szCs w:val="22"/>
+        </w:rPr>
+        <w:t>NoDDRPath]</w:t>
       </w:r>
       <w:r>
         <w:rPr>
@@ -2856,7 +2952,7 @@
           <w:color w:val="000000" w:themeColor="text1"/>
           <w:szCs w:val="22"/>
         </w:rPr>
-        <w:t>Nexys Video</w:t>
+        <w:t xml:space="preserve">Nexys </w:t>
       </w:r>
       <w:r>
         <w:rPr>
@@ -2866,7 +2962,7 @@
           <w:color w:val="000000" w:themeColor="text1"/>
           <w:szCs w:val="22"/>
         </w:rPr>
-        <w:t xml:space="preserve"> Video</w:t>
+        <w:t>Video</w:t>
       </w:r>
       <w:r>
         <w:rPr>
@@ -2876,7 +2972,7 @@
           <w:color w:val="000000" w:themeColor="text1"/>
           <w:szCs w:val="22"/>
         </w:rPr>
-        <w:t xml:space="preserve"> onto the </w:t>
+        <w:t xml:space="preserve"> </w:t>
       </w:r>
       <w:r>
         <w:rPr>
@@ -2886,7 +2982,7 @@
           <w:color w:val="000000" w:themeColor="text1"/>
           <w:szCs w:val="22"/>
         </w:rPr>
-        <w:t>Nexys Video</w:t>
+        <w:t>Video</w:t>
       </w:r>
       <w:r>
         <w:rPr>
@@ -2896,7 +2992,7 @@
           <w:color w:val="000000" w:themeColor="text1"/>
           <w:szCs w:val="22"/>
         </w:rPr>
-        <w:t xml:space="preserve"> Video</w:t>
+        <w:t xml:space="preserve"> onto the </w:t>
       </w:r>
       <w:r>
         <w:rPr>
@@ -2906,7 +3002,7 @@
           <w:color w:val="000000" w:themeColor="text1"/>
           <w:szCs w:val="22"/>
         </w:rPr>
-        <w:t xml:space="preserve"> Board and compile, download, and run a C program </w:t>
+        <w:t xml:space="preserve">Nexys </w:t>
       </w:r>
       <w:r>
         <w:rPr>
@@ -2916,7 +3012,7 @@
           <w:color w:val="000000" w:themeColor="text1"/>
           <w:szCs w:val="22"/>
         </w:rPr>
-        <w:t>o</w:t>
+        <w:t>Video</w:t>
       </w:r>
       <w:r>
         <w:rPr>
@@ -2926,7 +3022,7 @@
           <w:color w:val="000000" w:themeColor="text1"/>
           <w:szCs w:val="22"/>
         </w:rPr>
-        <w:t xml:space="preserve">n </w:t>
+        <w:t xml:space="preserve"> </w:t>
       </w:r>
       <w:r>
         <w:rPr>
@@ -2936,7 +3032,7 @@
           <w:color w:val="000000" w:themeColor="text1"/>
           <w:szCs w:val="22"/>
         </w:rPr>
-        <w:t>RVfpgaEL2-</w:t>
+        <w:t>Video</w:t>
       </w:r>
       <w:r>
         <w:rPr>
@@ -2946,7 +3042,7 @@
           <w:color w:val="000000" w:themeColor="text1"/>
           <w:szCs w:val="22"/>
         </w:rPr>
-        <w:t>Nexys Video</w:t>
+        <w:t xml:space="preserve"> Board and compile, download, and run a C program </w:t>
       </w:r>
       <w:r>
         <w:rPr>
@@ -2956,22 +3052,9 @@
           <w:color w:val="000000" w:themeColor="text1"/>
           <w:szCs w:val="22"/>
         </w:rPr>
-        <w:t xml:space="preserve"> Video</w:t>
-      </w:r>
-    </w:p>
-    <w:p>
-      <w:pPr>
-        <w:rPr>
-          <w:rFonts w:eastAsia="Arial" w:cs="Arial"/>
-          <w:b/>
-          <w:bCs/>
-          <w:color w:val="000000" w:themeColor="text1"/>
-        </w:rPr>
-      </w:pPr>
-    </w:p>
-    <w:p>
-      <w:pPr>
-        <w:pStyle w:val="a6"/>
+        <w:t>o</w:t>
+      </w:r>
+      <w:r>
         <w:rPr>
           <w:rFonts w:eastAsia="Arial" w:cs="Arial"/>
           <w:bCs/>
@@ -2979,67 +3062,159 @@
           <w:color w:val="000000" w:themeColor="text1"/>
           <w:szCs w:val="22"/>
         </w:rPr>
-      </w:pPr>
-      <w:r>
-        <w:rPr>
-          <w:rFonts w:eastAsia="Arial" w:cs="Arial"/>
-          <w:b w:val="0"/>
+        <w:t xml:space="preserve">n </w:t>
+      </w:r>
+      <w:r>
+        <w:rPr>
+          <w:rFonts w:eastAsia="Arial" w:cs="Arial"/>
+          <w:bCs/>
           <w:iCs w:val="0"/>
           <w:color w:val="000000" w:themeColor="text1"/>
           <w:szCs w:val="22"/>
         </w:rPr>
-        <w:lastRenderedPageBreak/>
-        <w:t xml:space="preserve">You will now run the example program </w:t>
-      </w:r>
-      <w:r>
-        <w:rPr>
-          <w:rFonts w:eastAsia="Arial" w:cs="Arial"/>
-          <w:b w:val="0"/>
+        <w:t>RVfpgaEL2-</w:t>
+      </w:r>
+      <w:r>
+        <w:rPr>
+          <w:rFonts w:eastAsia="Arial" w:cs="Arial"/>
+          <w:bCs/>
           <w:iCs w:val="0"/>
           <w:color w:val="000000" w:themeColor="text1"/>
           <w:szCs w:val="22"/>
         </w:rPr>
-        <w:t>o</w:t>
-      </w:r>
-      <w:r>
-        <w:rPr>
-          <w:rFonts w:eastAsia="Arial" w:cs="Arial"/>
-          <w:b w:val="0"/>
+        <w:t xml:space="preserve">Nexys </w:t>
+      </w:r>
+      <w:r>
+        <w:rPr>
+          <w:rFonts w:eastAsia="Arial" w:cs="Arial"/>
+          <w:bCs/>
           <w:iCs w:val="0"/>
           <w:color w:val="000000" w:themeColor="text1"/>
           <w:szCs w:val="22"/>
         </w:rPr>
-        <w:t xml:space="preserve">n </w:t>
-      </w:r>
-      <w:r>
-        <w:rPr>
-          <w:rFonts w:eastAsia="Arial" w:cs="Arial"/>
-          <w:b w:val="0"/>
+        <w:t>Video</w:t>
+      </w:r>
+      <w:r>
+        <w:rPr>
+          <w:rFonts w:eastAsia="Arial" w:cs="Arial"/>
+          <w:bCs/>
           <w:iCs w:val="0"/>
           <w:color w:val="000000" w:themeColor="text1"/>
           <w:szCs w:val="22"/>
         </w:rPr>
-        <w:t>RVfpgaEL2-</w:t>
-      </w:r>
-      <w:r>
-        <w:rPr>
-          <w:rFonts w:eastAsia="Arial" w:cs="Arial"/>
-          <w:b w:val="0"/>
+        <w:t xml:space="preserve"> </w:t>
+      </w:r>
+      <w:r>
+        <w:rPr>
+          <w:rFonts w:eastAsia="Arial" w:cs="Arial"/>
+          <w:bCs/>
           <w:iCs w:val="0"/>
           <w:color w:val="000000" w:themeColor="text1"/>
           <w:szCs w:val="22"/>
         </w:rPr>
-        <w:t>Nexys Video</w:t>
-      </w:r>
-      <w:r>
-        <w:rPr>
-          <w:rFonts w:eastAsia="Arial" w:cs="Arial"/>
-          <w:b w:val="0"/>
+        <w:t>Video</w:t>
+      </w:r>
+    </w:p>
+    <w:p>
+      <w:pPr>
+        <w:rPr>
+          <w:rFonts w:eastAsia="Arial" w:cs="Arial"/>
+          <w:b/>
+          <w:bCs/>
+          <w:color w:val="000000" w:themeColor="text1"/>
+        </w:rPr>
+      </w:pPr>
+    </w:p>
+    <w:p>
+      <w:pPr>
+        <w:pStyle w:val="a6"/>
+        <w:rPr>
+          <w:rFonts w:eastAsia="Arial" w:cs="Arial"/>
+          <w:bCs/>
           <w:iCs w:val="0"/>
           <w:color w:val="000000" w:themeColor="text1"/>
           <w:szCs w:val="22"/>
         </w:rPr>
-        <w:t xml:space="preserve"> Video</w:t>
+      </w:pPr>
+      <w:r>
+        <w:rPr>
+          <w:rFonts w:eastAsia="Arial" w:cs="Arial"/>
+          <w:b w:val="0"/>
+          <w:iCs w:val="0"/>
+          <w:color w:val="000000" w:themeColor="text1"/>
+          <w:szCs w:val="22"/>
+        </w:rPr>
+        <w:t xml:space="preserve">You will now run the example program </w:t>
+      </w:r>
+      <w:r>
+        <w:rPr>
+          <w:rFonts w:eastAsia="Arial" w:cs="Arial"/>
+          <w:b w:val="0"/>
+          <w:iCs w:val="0"/>
+          <w:color w:val="000000" w:themeColor="text1"/>
+          <w:szCs w:val="22"/>
+        </w:rPr>
+        <w:t>o</w:t>
+      </w:r>
+      <w:r>
+        <w:rPr>
+          <w:rFonts w:eastAsia="Arial" w:cs="Arial"/>
+          <w:b w:val="0"/>
+          <w:iCs w:val="0"/>
+          <w:color w:val="000000" w:themeColor="text1"/>
+          <w:szCs w:val="22"/>
+        </w:rPr>
+        <w:t xml:space="preserve">n </w:t>
+      </w:r>
+      <w:r>
+        <w:rPr>
+          <w:rFonts w:eastAsia="Arial" w:cs="Arial"/>
+          <w:b w:val="0"/>
+          <w:iCs w:val="0"/>
+          <w:color w:val="000000" w:themeColor="text1"/>
+          <w:szCs w:val="22"/>
+        </w:rPr>
+        <w:t>RVfpgaEL2-</w:t>
+      </w:r>
+      <w:r>
+        <w:rPr>
+          <w:rFonts w:eastAsia="Arial" w:cs="Arial"/>
+          <w:b w:val="0"/>
+          <w:iCs w:val="0"/>
+          <w:color w:val="000000" w:themeColor="text1"/>
+          <w:szCs w:val="22"/>
+        </w:rPr>
+        <w:t xml:space="preserve">Nexys </w:t>
+      </w:r>
+      <w:r>
+        <w:rPr>
+          <w:rFonts w:eastAsia="Arial" w:cs="Arial"/>
+          <w:b w:val="0"/>
+          <w:iCs w:val="0"/>
+          <w:color w:val="000000" w:themeColor="text1"/>
+          <w:szCs w:val="22"/>
+        </w:rPr>
+        <w:t>Video</w:t>
+      </w:r>
+      <w:r>
+        <w:rPr>
+          <w:rFonts w:eastAsia="Arial" w:cs="Arial"/>
+          <w:b w:val="0"/>
+          <w:iCs w:val="0"/>
+          <w:color w:val="000000" w:themeColor="text1"/>
+          <w:szCs w:val="22"/>
+        </w:rPr>
+        <w:t xml:space="preserve"> </w:t>
+      </w:r>
+      <w:r>
+        <w:rPr>
+          <w:rFonts w:eastAsia="Arial" w:cs="Arial"/>
+          <w:b w:val="0"/>
+          <w:iCs w:val="0"/>
+          <w:color w:val="000000" w:themeColor="text1"/>
+          <w:szCs w:val="22"/>
+        </w:rPr>
+        <w:t>Video</w:t>
       </w:r>
       <w:r>
         <w:rPr>
@@ -3504,13 +3679,25 @@
         <w:rPr>
           <w:b w:val="0"/>
         </w:rPr>
-        <w:t>Nexys Video</w:t>
-      </w:r>
-      <w:r>
-        <w:rPr>
-          <w:b w:val="0"/>
-        </w:rPr>
-        <w:t xml:space="preserve"> Video</w:t>
+        <w:t xml:space="preserve">Nexys </w:t>
+      </w:r>
+      <w:r>
+        <w:rPr>
+          <w:b w:val="0"/>
+        </w:rPr>
+        <w:t>Video</w:t>
+      </w:r>
+      <w:r>
+        <w:rPr>
+          <w:b w:val="0"/>
+        </w:rPr>
+        <w:t xml:space="preserve"> </w:t>
+      </w:r>
+      <w:r>
+        <w:rPr>
+          <w:b w:val="0"/>
+        </w:rPr>
+        <w:t>Video</w:t>
       </w:r>
       <w:r>
         <w:rPr>
@@ -4416,7 +4603,7 @@
           <w:i/>
           <w:iCs/>
         </w:rPr>
-        <w:t>Nexys Video</w:t>
+        <w:t xml:space="preserve">Nexys </w:t>
       </w:r>
       <w:r>
         <w:rPr>
@@ -4424,7 +4611,7 @@
           <w:i/>
           <w:iCs/>
         </w:rPr>
-        <w:t>VideoNoDDRPath]</w:t>
+        <w:t>Video</w:t>
       </w:r>
       <w:r>
         <w:rPr>
@@ -4432,7 +4619,7 @@
           <w:i/>
           <w:iCs/>
         </w:rPr>
-        <w:t>/Labs/</w:t>
+        <w:t>NoDDRPath]</w:t>
       </w:r>
       <w:r>
         <w:rPr>
@@ -4440,7 +4627,7 @@
           <w:i/>
           <w:iCs/>
         </w:rPr>
-        <w:t>Lab03</w:t>
+        <w:t>/Labs/</w:t>
       </w:r>
       <w:r>
         <w:rPr>
@@ -4448,6 +4635,14 @@
           <w:i/>
           <w:iCs/>
         </w:rPr>
+        <w:t>Lab03</w:t>
+      </w:r>
+      <w:r>
+        <w:rPr>
+          <w:rFonts w:ascii="Courier New" w:hAnsi="Courier New" w:cs="Courier New"/>
+          <w:i/>
+          <w:iCs/>
+        </w:rPr>
         <w:t>/RandomNumberLEDs.c</w:t>
       </w:r>
     </w:p>
@@ -4543,7 +4738,7 @@
           <w:sz w:val="20"/>
           <w:szCs w:val="20"/>
         </w:rPr>
-        <w:t>Nexys Video</w:t>
+        <w:t xml:space="preserve">Nexys </w:t>
       </w:r>
       <w:r>
         <w:rPr>
@@ -4551,7 +4746,7 @@
           <w:sz w:val="20"/>
           <w:szCs w:val="20"/>
         </w:rPr>
-        <w:t>VideoNoDDRPath]</w:t>
+        <w:t>Video</w:t>
       </w:r>
       <w:r>
         <w:rPr>
@@ -4559,37 +4754,7 @@
           <w:sz w:val="20"/>
           <w:szCs w:val="20"/>
         </w:rPr>
-        <w:t>/common/drivers/psp</w:t>
-      </w:r>
-      <w:r>
-        <w:rPr>
-          <w:rFonts w:eastAsia="Arial" w:cs="Arial"/>
-        </w:rPr>
-        <w:t xml:space="preserve">) and for the </w:t>
-      </w:r>
-      <w:r>
-        <w:rPr>
-          <w:rFonts w:eastAsia="Arial" w:cs="Arial"/>
-        </w:rPr>
-        <w:t>Nexys Video</w:t>
-      </w:r>
-      <w:r>
-        <w:rPr>
-          <w:rFonts w:eastAsia="Arial" w:cs="Arial"/>
-        </w:rPr>
-        <w:t xml:space="preserve"> Video</w:t>
-      </w:r>
-      <w:r>
-        <w:rPr>
-          <w:rFonts w:eastAsia="Arial" w:cs="Arial"/>
-        </w:rPr>
-        <w:t xml:space="preserve"> board (BSP</w:t>
-      </w:r>
-      <w:r>
-        <w:rPr>
-          <w:rFonts w:eastAsia="Arial" w:cs="Arial"/>
-        </w:rPr>
-        <w:t xml:space="preserve">, which you can find at </w:t>
+        <w:t>NoDDRPath]</w:t>
       </w:r>
       <w:r>
         <w:rPr>
@@ -4597,7 +4762,49 @@
           <w:sz w:val="20"/>
           <w:szCs w:val="20"/>
         </w:rPr>
-        <w:t>[RVfpgaEL2</w:t>
+        <w:t>/common/drivers/psp</w:t>
+      </w:r>
+      <w:r>
+        <w:rPr>
+          <w:rFonts w:eastAsia="Arial" w:cs="Arial"/>
+        </w:rPr>
+        <w:t xml:space="preserve">) and for the </w:t>
+      </w:r>
+      <w:r>
+        <w:rPr>
+          <w:rFonts w:eastAsia="Arial" w:cs="Arial"/>
+        </w:rPr>
+        <w:t xml:space="preserve">Nexys </w:t>
+      </w:r>
+      <w:r>
+        <w:rPr>
+          <w:rFonts w:eastAsia="Arial" w:cs="Arial"/>
+        </w:rPr>
+        <w:t>Video</w:t>
+      </w:r>
+      <w:r>
+        <w:rPr>
+          <w:rFonts w:eastAsia="Arial" w:cs="Arial"/>
+        </w:rPr>
+        <w:t xml:space="preserve"> </w:t>
+      </w:r>
+      <w:r>
+        <w:rPr>
+          <w:rFonts w:eastAsia="Arial" w:cs="Arial"/>
+        </w:rPr>
+        <w:t>Video</w:t>
+      </w:r>
+      <w:r>
+        <w:rPr>
+          <w:rFonts w:eastAsia="Arial" w:cs="Arial"/>
+        </w:rPr>
+        <w:t xml:space="preserve"> board (BSP</w:t>
+      </w:r>
+      <w:r>
+        <w:rPr>
+          <w:rFonts w:eastAsia="Arial" w:cs="Arial"/>
+        </w:rPr>
+        <w:t xml:space="preserve">, which you can find at </w:t>
       </w:r>
       <w:r>
         <w:rPr>
@@ -4605,7 +4812,7 @@
           <w:sz w:val="20"/>
           <w:szCs w:val="20"/>
         </w:rPr>
-        <w:t>Nexys Video</w:t>
+        <w:t>[RVfpgaEL2</w:t>
       </w:r>
       <w:r>
         <w:rPr>
@@ -4613,7 +4820,23 @@
           <w:sz w:val="20"/>
           <w:szCs w:val="20"/>
         </w:rPr>
-        <w:t>VideoNoDDRPath]</w:t>
+        <w:t xml:space="preserve">Nexys </w:t>
+      </w:r>
+      <w:r>
+        <w:rPr>
+          <w:rFonts w:ascii="Courier New" w:hAnsi="Courier New" w:cs="Courier New"/>
+          <w:sz w:val="20"/>
+          <w:szCs w:val="20"/>
+        </w:rPr>
+        <w:t>Video</w:t>
+      </w:r>
+      <w:r>
+        <w:rPr>
+          <w:rFonts w:ascii="Courier New" w:hAnsi="Courier New" w:cs="Courier New"/>
+          <w:sz w:val="20"/>
+          <w:szCs w:val="20"/>
+        </w:rPr>
+        <w:t>NoDDRPath]</w:t>
       </w:r>
       <w:r>
         <w:rPr>
@@ -16155,14 +16378,21 @@
           <w:i/>
           <w:iCs/>
         </w:rPr>
-        <w:t>Nexys Video</w:t>
+        <w:t xml:space="preserve">Nexys </w:t>
       </w:r>
       <w:r>
         <w:rPr>
           <w:i/>
           <w:iCs/>
         </w:rPr>
-        <w:t>VideoNoDDRPath]</w:t>
+        <w:t>Video</w:t>
+      </w:r>
+      <w:r>
+        <w:rPr>
+          <w:i/>
+          <w:iCs/>
+        </w:rPr>
+        <w:t>NoDDRPath]</w:t>
       </w:r>
       <w:r>
         <w:rPr>
@@ -16484,13 +16714,25 @@
         <w:rPr>
           <w:b w:val="0"/>
         </w:rPr>
-        <w:t>Nexys Video</w:t>
-      </w:r>
-      <w:r>
-        <w:rPr>
-          <w:b w:val="0"/>
-        </w:rPr>
-        <w:t xml:space="preserve"> Video</w:t>
+        <w:t xml:space="preserve">Nexys </w:t>
+      </w:r>
+      <w:r>
+        <w:rPr>
+          <w:b w:val="0"/>
+        </w:rPr>
+        <w:t>Video</w:t>
+      </w:r>
+      <w:r>
+        <w:rPr>
+          <w:b w:val="0"/>
+        </w:rPr>
+        <w:t xml:space="preserve"> </w:t>
+      </w:r>
+      <w:r>
+        <w:rPr>
+          <w:b w:val="0"/>
+        </w:rPr>
+        <w:t>Video</w:t>
       </w:r>
       <w:r>
         <w:rPr>
@@ -16520,13 +16762,25 @@
         <w:rPr>
           <w:b w:val="0"/>
         </w:rPr>
-        <w:t>Nexys Video</w:t>
-      </w:r>
-      <w:r>
-        <w:rPr>
-          <w:b w:val="0"/>
-        </w:rPr>
-        <w:t xml:space="preserve"> Video</w:t>
+        <w:t xml:space="preserve">Nexys </w:t>
+      </w:r>
+      <w:r>
+        <w:rPr>
+          <w:b w:val="0"/>
+        </w:rPr>
+        <w:t>Video</w:t>
+      </w:r>
+      <w:r>
+        <w:rPr>
+          <w:b w:val="0"/>
+        </w:rPr>
+        <w:t xml:space="preserve"> </w:t>
+      </w:r>
+      <w:r>
+        <w:rPr>
+          <w:b w:val="0"/>
+        </w:rPr>
+        <w:t>Video</w:t>
       </w:r>
       <w:r>
         <w:rPr>
@@ -16538,13 +16792,25 @@
         <w:rPr>
           <w:b w:val="0"/>
         </w:rPr>
-        <w:t>Nexys Video</w:t>
-      </w:r>
-      <w:r>
-        <w:rPr>
-          <w:b w:val="0"/>
-        </w:rPr>
-        <w:t xml:space="preserve"> Video</w:t>
+        <w:t xml:space="preserve">Nexys </w:t>
+      </w:r>
+      <w:r>
+        <w:rPr>
+          <w:b w:val="0"/>
+        </w:rPr>
+        <w:t>Video</w:t>
+      </w:r>
+      <w:r>
+        <w:rPr>
+          <w:b w:val="0"/>
+        </w:rPr>
+        <w:t xml:space="preserve"> </w:t>
+      </w:r>
+      <w:r>
+        <w:rPr>
+          <w:b w:val="0"/>
+        </w:rPr>
+        <w:t>Video</w:t>
       </w:r>
       <w:r>
         <w:rPr>
@@ -16562,13 +16828,25 @@
         <w:rPr>
           <w:b w:val="0"/>
         </w:rPr>
-        <w:t>Nexys Video</w:t>
-      </w:r>
-      <w:r>
-        <w:rPr>
-          <w:b w:val="0"/>
-        </w:rPr>
-        <w:t xml:space="preserve"> Video</w:t>
+        <w:t xml:space="preserve">Nexys </w:t>
+      </w:r>
+      <w:r>
+        <w:rPr>
+          <w:b w:val="0"/>
+        </w:rPr>
+        <w:t>Video</w:t>
+      </w:r>
+      <w:r>
+        <w:rPr>
+          <w:b w:val="0"/>
+        </w:rPr>
+        <w:t xml:space="preserve"> </w:t>
+      </w:r>
+      <w:r>
+        <w:rPr>
+          <w:b w:val="0"/>
+        </w:rPr>
+        <w:t>Video</w:t>
       </w:r>
       <w:r>
         <w:rPr>

--- a/RVfpga/RVfpgaEL2/RVfpga_NexysVideo-NoDDR/Labs/Lab03/RVfpga_Lab03_VeeR-EL2_NexysVideo-NoDDR.docx
+++ b/RVfpga/RVfpgaEL2/RVfpga_NexysVideo-NoDDR/Labs/Lab03/RVfpga_Lab03_VeeR-EL2_NexysVideo-NoDDR.docx
@@ -1750,6 +1750,7 @@
           <w:sz w:val="20"/>
           <w:szCs w:val="20"/>
         </w:rPr>
+        <w:lastRenderedPageBreak/>
         <w:t>// memory-mapped I/O addresses</w:t>
       </w:r>
     </w:p>
@@ -3144,6 +3145,7 @@
           <w:color w:val="000000" w:themeColor="text1"/>
           <w:szCs w:val="22"/>
         </w:rPr>
+        <w:lastRenderedPageBreak/>
         <w:t xml:space="preserve">You will now run the example program </w:t>
       </w:r>
       <w:r>
@@ -3990,6 +3992,7 @@
           <w:rFonts w:ascii="Courier New" w:hAnsi="Courier New" w:cs="Courier New"/>
           <w:b w:val="0"/>
         </w:rPr>
+        <w:lastRenderedPageBreak/>
         <w:t>{</w:t>
       </w:r>
     </w:p>
@@ -5109,6 +5112,7 @@
           <w:rFonts w:cs="Arial"/>
           <w:iCs w:val="0"/>
         </w:rPr>
+        <w:lastRenderedPageBreak/>
         <w:t>jump and link</w:t>
       </w:r>
       <w:r>
@@ -6715,7 +6719,15 @@
           <w:rFonts w:cs="Arial"/>
           <w:b w:val="0"/>
         </w:rPr>
-        <w:t>, which is a memory region that is accessed using a LIFO (Last-In-First-Out) policy. This region is</w:t>
+        <w:t xml:space="preserve">, which is a </w:t>
+      </w:r>
+      <w:r>
+        <w:rPr>
+          <w:rFonts w:cs="Arial"/>
+          <w:b w:val="0"/>
+        </w:rPr>
+        <w:lastRenderedPageBreak/>
+        <w:t>memory region that is accessed using a LIFO (Last-In-First-Out) policy. This region is</w:t>
       </w:r>
       <w:r>
         <w:rPr>
@@ -9223,6 +9235,7 @@
                 <w:rFonts w:ascii="Courier New" w:hAnsi="Courier New" w:cs="Courier New"/>
                 <w:b/>
               </w:rPr>
+              <w:lastRenderedPageBreak/>
               <w:t>s0/fp</w:t>
             </w:r>
           </w:p>
@@ -11185,6 +11198,7 @@
                 <w:b w:val="0"/>
                 <w:sz w:val="18"/>
               </w:rPr>
+              <w:lastRenderedPageBreak/>
               <w:t>{</w:t>
             </w:r>
           </w:p>
@@ -11277,6 +11291,7 @@
       </w:pPr>
       <w:bookmarkStart w:id="7" w:name="_Ref55397051"/>
       <w:r>
+        <w:lastRenderedPageBreak/>
         <w:t xml:space="preserve">Figure </w:t>
       </w:r>
       <w:r>
@@ -12901,6 +12916,7 @@
         <w:rPr>
           <w:rFonts w:eastAsia="Arial" w:cs="Arial"/>
         </w:rPr>
+        <w:lastRenderedPageBreak/>
         <w:t xml:space="preserve">Note that the loop </w:t>
       </w:r>
       <w:r>
@@ -14356,6 +14372,7 @@
                 <w:sz w:val="18"/>
                 <w:szCs w:val="18"/>
               </w:rPr>
+              <w:lastRenderedPageBreak/>
               <w:t xml:space="preserve">    loop2:</w:t>
             </w:r>
           </w:p>
@@ -15500,6 +15517,7 @@
                 <w:sz w:val="18"/>
                 <w:szCs w:val="18"/>
               </w:rPr>
+              <w:lastRenderedPageBreak/>
               <w:t>.end</w:t>
             </w:r>
           </w:p>
@@ -15513,12 +15531,10 @@
           <w:color w:val="FFFFFF" w:themeColor="background1"/>
         </w:rPr>
         <w:sectPr>
-          <w:headerReference w:type="even" r:id="rId10"/>
-          <w:headerReference w:type="default" r:id="rId11"/>
-          <w:footerReference w:type="even" r:id="rId12"/>
-          <w:footerReference w:type="default" r:id="rId13"/>
-          <w:headerReference w:type="first" r:id="rId14"/>
-          <w:footerReference w:type="first" r:id="rId15"/>
+          <w:headerReference w:type="default" r:id="rId10"/>
+          <w:footerReference w:type="default" r:id="rId11"/>
+          <w:headerReference w:type="first" r:id="rId12"/>
+          <w:footerReference w:type="first" r:id="rId13"/>
           <w:type w:val="continuous"/>
           <w:pgSz w:w="11906" w:h="16838"/>
           <w:pgMar w:top="1800" w:right="1440" w:bottom="1440" w:left="1440" w:header="706" w:footer="389" w:gutter="0"/>
@@ -16107,7 +16123,7 @@
                     </pic:cNvPicPr>
                   </pic:nvPicPr>
                   <pic:blipFill>
-                    <a:blip r:embed="rId16" cstate="print">
+                    <a:blip r:embed="rId14" cstate="print">
                       <a:extLst>
                         <a:ext uri="{28A0092B-C50C-407E-A947-70E740481C1C}">
                           <a14:useLocalDpi xmlns:a14="http://schemas.microsoft.com/office/drawing/2010/main" val="0"/>
@@ -16616,6 +16632,7 @@
         <w:rPr>
           <w:color w:val="FFFFFF" w:themeColor="background1"/>
         </w:rPr>
+        <w:lastRenderedPageBreak/>
         <w:t>Exercises</w:t>
       </w:r>
     </w:p>
@@ -21404,16 +21421,6 @@
 </file>
 
 <file path=word/footer1.xml><?xml version="1.0" encoding="utf-8"?>
-<w:ftr xmlns:wpc="http://schemas.microsoft.com/office/word/2010/wordprocessingCanvas" xmlns:cx="http://schemas.microsoft.com/office/drawing/2014/chartex" xmlns:cx1="http://schemas.microsoft.com/office/drawing/2015/9/8/chartex" xmlns:cx2="http://schemas.microsoft.com/office/drawing/2015/10/21/chartex" xmlns:cx3="http://schemas.microsoft.com/office/drawing/2016/5/9/chartex" xmlns:cx4="http://schemas.microsoft.com/office/drawing/2016/5/10/chartex" xmlns:cx5="http://schemas.microsoft.com/office/drawing/2016/5/11/chartex" xmlns:cx6="http://schemas.microsoft.com/office/drawing/2016/5/12/chartex" xmlns:cx7="http://schemas.microsoft.com/office/drawing/2016/5/13/chartex" xmlns:cx8="http://schemas.microsoft.com/office/drawing/2016/5/14/chartex" xmlns:mc="http://schemas.openxmlformats.org/markup-compatibility/2006" xmlns:aink="http://schemas.microsoft.com/office/drawing/2016/ink" xmlns:am3d="http://schemas.microsoft.com/office/drawing/2017/model3d" xmlns:o="urn:schemas-microsoft-com:office:office" xmlns:oel="http://schemas.microsoft.com/office/2019/extlst" xmlns:r="http://schemas.openxmlformats.org/officeDocument/2006/relationships" xmlns:m="http://schemas.openxmlformats.org/officeDocument/2006/math" xmlns:v="urn:schemas-microsoft-com:vml" xmlns:wp14="http://schemas.microsoft.com/office/word/2010/wordprocessingDrawing" xmlns:wp="http://schemas.openxmlformats.org/drawingml/2006/wordprocessingDrawing" xmlns:w10="urn:schemas-microsoft-com:office:word" xmlns:w="http://schemas.openxmlformats.org/wordprocessingml/2006/main" xmlns:w14="http://schemas.microsoft.com/office/word/2010/wordml" xmlns:w15="http://schemas.microsoft.com/office/word/2012/wordml" xmlns:w16cex="http://schemas.microsoft.com/office/word/2018/wordml/cex" xmlns:w16cid="http://schemas.microsoft.com/office/word/2016/wordml/cid" xmlns:w16="http://schemas.microsoft.com/office/word/2018/wordml" xmlns:w16du="http://schemas.microsoft.com/office/word/2023/wordml/word16du" xmlns:w16sdtdh="http://schemas.microsoft.com/office/word/2020/wordml/sdtdatahash" xmlns:w16sdtfl="http://schemas.microsoft.com/office/word/2024/wordml/sdtformatlock" xmlns:w16se="http://schemas.microsoft.com/office/word/2015/wordml/symex" xmlns:wpg="http://schemas.microsoft.com/office/word/2010/wordprocessingGroup" xmlns:wpi="http://schemas.microsoft.com/office/word/2010/wordprocessingInk" xmlns:wne="http://schemas.microsoft.com/office/word/2006/wordml" xmlns:wps="http://schemas.microsoft.com/office/word/2010/wordprocessingShape" mc:Ignorable="w14 w15 w16se w16cid w16 w16cex w16sdtdh w16sdtfl w16du wp14">
-  <w:p>
-    <w:pPr>
-      <w:pStyle w:val="a9"/>
-    </w:pPr>
-  </w:p>
-</w:ftr>
-</file>
-
-<file path=word/footer2.xml><?xml version="1.0" encoding="utf-8"?>
 <w:ftr xmlns:wpc="http://schemas.microsoft.com/office/word/2010/wordprocessingCanvas" xmlns:cx="http://schemas.microsoft.com/office/drawing/2014/chartex" xmlns:cx1="http://schemas.microsoft.com/office/drawing/2015/9/8/chartex" xmlns:cx2="http://schemas.microsoft.com/office/drawing/2015/10/21/chartex" xmlns:cx3="http://schemas.microsoft.com/office/drawing/2016/5/9/chartex" xmlns:cx4="http://schemas.microsoft.com/office/drawing/2016/5/10/chartex" xmlns:cx5="http://schemas.microsoft.com/office/drawing/2016/5/11/chartex" xmlns:cx6="http://schemas.microsoft.com/office/drawing/2016/5/12/chartex" xmlns:cx7="http://schemas.microsoft.com/office/drawing/2016/5/13/chartex" xmlns:cx8="http://schemas.microsoft.com/office/drawing/2016/5/14/chartex" xmlns:mc="http://schemas.openxmlformats.org/markup-compatibility/2006" xmlns:aink="http://schemas.microsoft.com/office/drawing/2016/ink" xmlns:am3d="http://schemas.microsoft.com/office/drawing/2017/model3d" xmlns:o="urn:schemas-microsoft-com:office:office" xmlns:oel="http://schemas.microsoft.com/office/2019/extlst" xmlns:r="http://schemas.openxmlformats.org/officeDocument/2006/relationships" xmlns:m="http://schemas.openxmlformats.org/officeDocument/2006/math" xmlns:v="urn:schemas-microsoft-com:vml" xmlns:wp14="http://schemas.microsoft.com/office/word/2010/wordprocessingDrawing" xmlns:wp="http://schemas.openxmlformats.org/drawingml/2006/wordprocessingDrawing" xmlns:w10="urn:schemas-microsoft-com:office:word" xmlns:w="http://schemas.openxmlformats.org/wordprocessingml/2006/main" xmlns:w14="http://schemas.microsoft.com/office/word/2010/wordml" xmlns:w15="http://schemas.microsoft.com/office/word/2012/wordml" xmlns:w16cex="http://schemas.microsoft.com/office/word/2018/wordml/cex" xmlns:w16cid="http://schemas.microsoft.com/office/word/2016/wordml/cid" xmlns:w16="http://schemas.microsoft.com/office/word/2018/wordml" xmlns:w16du="http://schemas.microsoft.com/office/word/2023/wordml/word16du" xmlns:w16sdtdh="http://schemas.microsoft.com/office/word/2020/wordml/sdtdatahash" xmlns:w16sdtfl="http://schemas.microsoft.com/office/word/2024/wordml/sdtformatlock" xmlns:w16se="http://schemas.microsoft.com/office/word/2015/wordml/symex" xmlns:wpg="http://schemas.microsoft.com/office/word/2010/wordprocessingGroup" xmlns:wpi="http://schemas.microsoft.com/office/word/2010/wordprocessingInk" xmlns:wne="http://schemas.microsoft.com/office/word/2006/wordml" xmlns:wps="http://schemas.microsoft.com/office/word/2010/wordprocessingShape" mc:Ignorable="w14 w15 w16se w16cid w16 w16cex w16sdtdh w16sdtfl w16du wp14">
   <w:p>
     <w:pPr>
@@ -21547,7 +21554,7 @@
 </w:ftr>
 </file>
 
-<file path=word/footer3.xml><?xml version="1.0" encoding="utf-8"?>
+<file path=word/footer2.xml><?xml version="1.0" encoding="utf-8"?>
 <w:ftr xmlns:wpc="http://schemas.microsoft.com/office/word/2010/wordprocessingCanvas" xmlns:cx="http://schemas.microsoft.com/office/drawing/2014/chartex" xmlns:cx1="http://schemas.microsoft.com/office/drawing/2015/9/8/chartex" xmlns:cx2="http://schemas.microsoft.com/office/drawing/2015/10/21/chartex" xmlns:cx3="http://schemas.microsoft.com/office/drawing/2016/5/9/chartex" xmlns:cx4="http://schemas.microsoft.com/office/drawing/2016/5/10/chartex" xmlns:cx5="http://schemas.microsoft.com/office/drawing/2016/5/11/chartex" xmlns:cx6="http://schemas.microsoft.com/office/drawing/2016/5/12/chartex" xmlns:cx7="http://schemas.microsoft.com/office/drawing/2016/5/13/chartex" xmlns:cx8="http://schemas.microsoft.com/office/drawing/2016/5/14/chartex" xmlns:mc="http://schemas.openxmlformats.org/markup-compatibility/2006" xmlns:aink="http://schemas.microsoft.com/office/drawing/2016/ink" xmlns:am3d="http://schemas.microsoft.com/office/drawing/2017/model3d" xmlns:o="urn:schemas-microsoft-com:office:office" xmlns:oel="http://schemas.microsoft.com/office/2019/extlst" xmlns:r="http://schemas.openxmlformats.org/officeDocument/2006/relationships" xmlns:m="http://schemas.openxmlformats.org/officeDocument/2006/math" xmlns:v="urn:schemas-microsoft-com:vml" xmlns:wp14="http://schemas.microsoft.com/office/word/2010/wordprocessingDrawing" xmlns:wp="http://schemas.openxmlformats.org/drawingml/2006/wordprocessingDrawing" xmlns:w10="urn:schemas-microsoft-com:office:word" xmlns:w="http://schemas.openxmlformats.org/wordprocessingml/2006/main" xmlns:w14="http://schemas.microsoft.com/office/word/2010/wordml" xmlns:w15="http://schemas.microsoft.com/office/word/2012/wordml" xmlns:w16cex="http://schemas.microsoft.com/office/word/2018/wordml/cex" xmlns:w16cid="http://schemas.microsoft.com/office/word/2016/wordml/cid" xmlns:w16="http://schemas.microsoft.com/office/word/2018/wordml" xmlns:w16du="http://schemas.microsoft.com/office/word/2023/wordml/word16du" xmlns:w16sdtdh="http://schemas.microsoft.com/office/word/2020/wordml/sdtdatahash" xmlns:w16sdtfl="http://schemas.microsoft.com/office/word/2024/wordml/sdtformatlock" xmlns:w16se="http://schemas.microsoft.com/office/word/2015/wordml/symex" xmlns:wpg="http://schemas.microsoft.com/office/word/2010/wordprocessingGroup" xmlns:wpi="http://schemas.microsoft.com/office/word/2010/wordprocessingInk" xmlns:wne="http://schemas.microsoft.com/office/word/2006/wordml" xmlns:wps="http://schemas.microsoft.com/office/word/2010/wordprocessingShape" mc:Ignorable="w14 w15 w16se w16cid w16 w16cex w16sdtdh w16sdtfl w16du wp14">
   <w:p>
     <w:pPr>
@@ -21651,16 +21658,6 @@
     <w:pPr>
       <w:pStyle w:val="ab"/>
     </w:pPr>
-  </w:p>
-</w:hdr>
-</file>
-
-<file path=word/header2.xml><?xml version="1.0" encoding="utf-8"?>
-<w:hdr xmlns:wpc="http://schemas.microsoft.com/office/word/2010/wordprocessingCanvas" xmlns:cx="http://schemas.microsoft.com/office/drawing/2014/chartex" xmlns:cx1="http://schemas.microsoft.com/office/drawing/2015/9/8/chartex" xmlns:cx2="http://schemas.microsoft.com/office/drawing/2015/10/21/chartex" xmlns:cx3="http://schemas.microsoft.com/office/drawing/2016/5/9/chartex" xmlns:cx4="http://schemas.microsoft.com/office/drawing/2016/5/10/chartex" xmlns:cx5="http://schemas.microsoft.com/office/drawing/2016/5/11/chartex" xmlns:cx6="http://schemas.microsoft.com/office/drawing/2016/5/12/chartex" xmlns:cx7="http://schemas.microsoft.com/office/drawing/2016/5/13/chartex" xmlns:cx8="http://schemas.microsoft.com/office/drawing/2016/5/14/chartex" xmlns:mc="http://schemas.openxmlformats.org/markup-compatibility/2006" xmlns:aink="http://schemas.microsoft.com/office/drawing/2016/ink" xmlns:am3d="http://schemas.microsoft.com/office/drawing/2017/model3d" xmlns:o="urn:schemas-microsoft-com:office:office" xmlns:oel="http://schemas.microsoft.com/office/2019/extlst" xmlns:r="http://schemas.openxmlformats.org/officeDocument/2006/relationships" xmlns:m="http://schemas.openxmlformats.org/officeDocument/2006/math" xmlns:v="urn:schemas-microsoft-com:vml" xmlns:wp14="http://schemas.microsoft.com/office/word/2010/wordprocessingDrawing" xmlns:wp="http://schemas.openxmlformats.org/drawingml/2006/wordprocessingDrawing" xmlns:w10="urn:schemas-microsoft-com:office:word" xmlns:w="http://schemas.openxmlformats.org/wordprocessingml/2006/main" xmlns:w14="http://schemas.microsoft.com/office/word/2010/wordml" xmlns:w15="http://schemas.microsoft.com/office/word/2012/wordml" xmlns:w16cex="http://schemas.microsoft.com/office/word/2018/wordml/cex" xmlns:w16cid="http://schemas.microsoft.com/office/word/2016/wordml/cid" xmlns:w16="http://schemas.microsoft.com/office/word/2018/wordml" xmlns:w16du="http://schemas.microsoft.com/office/word/2023/wordml/word16du" xmlns:w16sdtdh="http://schemas.microsoft.com/office/word/2020/wordml/sdtdatahash" xmlns:w16sdtfl="http://schemas.microsoft.com/office/word/2024/wordml/sdtformatlock" xmlns:w16se="http://schemas.microsoft.com/office/word/2015/wordml/symex" xmlns:wpg="http://schemas.microsoft.com/office/word/2010/wordprocessingGroup" xmlns:wpi="http://schemas.microsoft.com/office/word/2010/wordprocessingInk" xmlns:wne="http://schemas.microsoft.com/office/word/2006/wordml" xmlns:wps="http://schemas.microsoft.com/office/word/2010/wordprocessingShape" mc:Ignorable="w14 w15 w16se w16cid w16 w16cex w16sdtdh w16sdtfl w16du wp14">
-  <w:p>
-    <w:pPr>
-      <w:pStyle w:val="ab"/>
-    </w:pPr>
     <w:r>
       <w:rPr>
         <w:noProof/>
@@ -21716,7 +21713,7 @@
 </w:hdr>
 </file>
 
-<file path=word/header3.xml><?xml version="1.0" encoding="utf-8"?>
+<file path=word/header2.xml><?xml version="1.0" encoding="utf-8"?>
 <w:hdr xmlns:wpc="http://schemas.microsoft.com/office/word/2010/wordprocessingCanvas" xmlns:cx="http://schemas.microsoft.com/office/drawing/2014/chartex" xmlns:cx1="http://schemas.microsoft.com/office/drawing/2015/9/8/chartex" xmlns:cx2="http://schemas.microsoft.com/office/drawing/2015/10/21/chartex" xmlns:cx3="http://schemas.microsoft.com/office/drawing/2016/5/9/chartex" xmlns:cx4="http://schemas.microsoft.com/office/drawing/2016/5/10/chartex" xmlns:cx5="http://schemas.microsoft.com/office/drawing/2016/5/11/chartex" xmlns:cx6="http://schemas.microsoft.com/office/drawing/2016/5/12/chartex" xmlns:cx7="http://schemas.microsoft.com/office/drawing/2016/5/13/chartex" xmlns:cx8="http://schemas.microsoft.com/office/drawing/2016/5/14/chartex" xmlns:mc="http://schemas.openxmlformats.org/markup-compatibility/2006" xmlns:aink="http://schemas.microsoft.com/office/drawing/2016/ink" xmlns:am3d="http://schemas.microsoft.com/office/drawing/2017/model3d" xmlns:o="urn:schemas-microsoft-com:office:office" xmlns:oel="http://schemas.microsoft.com/office/2019/extlst" xmlns:r="http://schemas.openxmlformats.org/officeDocument/2006/relationships" xmlns:m="http://schemas.openxmlformats.org/officeDocument/2006/math" xmlns:v="urn:schemas-microsoft-com:vml" xmlns:wp14="http://schemas.microsoft.com/office/word/2010/wordprocessingDrawing" xmlns:wp="http://schemas.openxmlformats.org/drawingml/2006/wordprocessingDrawing" xmlns:w10="urn:schemas-microsoft-com:office:word" xmlns:w="http://schemas.openxmlformats.org/wordprocessingml/2006/main" xmlns:w14="http://schemas.microsoft.com/office/word/2010/wordml" xmlns:w15="http://schemas.microsoft.com/office/word/2012/wordml" xmlns:w16cex="http://schemas.microsoft.com/office/word/2018/wordml/cex" xmlns:w16cid="http://schemas.microsoft.com/office/word/2016/wordml/cid" xmlns:w16="http://schemas.microsoft.com/office/word/2018/wordml" xmlns:w16du="http://schemas.microsoft.com/office/word/2023/wordml/word16du" xmlns:w16sdtdh="http://schemas.microsoft.com/office/word/2020/wordml/sdtdatahash" xmlns:w16sdtfl="http://schemas.microsoft.com/office/word/2024/wordml/sdtformatlock" xmlns:w16se="http://schemas.microsoft.com/office/word/2015/wordml/symex" xmlns:wpg="http://schemas.microsoft.com/office/word/2010/wordprocessingGroup" xmlns:wpi="http://schemas.microsoft.com/office/word/2010/wordprocessingInk" xmlns:wne="http://schemas.microsoft.com/office/word/2006/wordml" xmlns:wps="http://schemas.microsoft.com/office/word/2010/wordprocessingShape" mc:Ignorable="w14 w15 w16se w16cid w16 w16cex w16sdtdh w16sdtfl w16du wp14">
   <w:tbl>
     <w:tblPr>
